--- a/KHBD_Tin_học/Lớp_7/Tuần_12/KHBD_Tin_hoc_Lớp_7_Tiet11_Bai_5_Ung_xu_tren_mang_Tiet_1.docx
+++ b/KHBD_Tin_học/Lớp_7/Tuần_12/KHBD_Tin_hoc_Lớp_7_Tiet11_Bai_5_Ung_xu_tren_mang_Tiet_1.docx
@@ -359,34 +359,30 @@
     </w:p>
     <w:p>
       <w:pPr>
-        <w:spacing w:line="276" w:lineRule="auto" w:after="60" w:before="0"/>
-        <w:ind w:firstLine="0" w:left="850"/>
-        <w:jc w:val="both"/>
-      </w:pPr>
-      <w:r>
-        <w:rPr>
-          <w:rFonts w:ascii="Times New Roman" w:hAnsi="Times New Roman" w:eastAsia="Times New Roman"/>
-          <w:b w:val="0"/>
-          <w:i w:val="0"/>
-          <w:sz w:val="26"/>
-        </w:rPr>
-        <w:t>- Miền I. Khai thác dữ liệu và thông tin (thành tố 1.1. Duyệt, tìm kiếm và lọc dữ liệu, thông tin và nội dung số – Bậc 3): Khai thác thông tin số phục vụ bài học. (Đạt được thông qua Hoạt động 2)</w:t>
-      </w:r>
-    </w:p>
-    <w:p>
-      <w:pPr>
-        <w:spacing w:line="276" w:lineRule="auto" w:after="60" w:before="0"/>
-        <w:ind w:firstLine="0" w:left="850"/>
-        <w:jc w:val="both"/>
-      </w:pPr>
-      <w:r>
-        <w:rPr>
-          <w:rFonts w:ascii="Times New Roman" w:hAnsi="Times New Roman" w:eastAsia="Times New Roman"/>
-          <w:b w:val="0"/>
-          <w:i w:val="0"/>
-          <w:sz w:val="26"/>
-        </w:rPr>
-        <w:t>- Miền IV. An toàn (thành tố 4.1. Bảo vệ thiết bị và nội dung số – Bậc 3): Tuân thủ quy tắc an toàn thiết bị và bảo vệ dữ liệu. (Đạt được thông qua Hoạt động 3, Hoạt động 4)</w:t>
+        <w:spacing w:line="276" w:lineRule="auto" w:after="0" w:before="0"/>
+        <w:ind w:left="850" w:firstLine="0"/>
+        <w:jc w:val="both"/>
+      </w:pPr>
+      <w:r>
+        <w:rPr>
+          <w:rFonts w:ascii="Times New Roman" w:hAnsi="Times New Roman" w:cs="Times New Roman"/>
+          <w:sz w:val="26"/>
+        </w:rPr>
+        <w:t>- 2.1.CB3a: Thực hiện được các tương tác được xác định rõ ràng và thường xuyên với các công nghệ số. (Sử dụng công nghệ số để gửi, nhận và tương tác thông tin trao đổi phục vụ học tập). (Đạt được thông qua Hoạt động 2, Hoạt động 3)</w:t>
+      </w:r>
+    </w:p>
+    <w:p>
+      <w:pPr>
+        <w:spacing w:line="276" w:lineRule="auto" w:after="0" w:before="0"/>
+        <w:ind w:left="850" w:firstLine="0"/>
+        <w:jc w:val="both"/>
+      </w:pPr>
+      <w:r>
+        <w:rPr>
+          <w:rFonts w:ascii="Times New Roman" w:hAnsi="Times New Roman" w:cs="Times New Roman"/>
+          <w:sz w:val="26"/>
+        </w:rPr>
+        <w:t>- 2.5.CB3a: Làm rõ được các chuẩn mực hành vi thường xuyên và được xác định rõ ràng cũng như bí quyết khi sử dụng công nghệ số và tương tác trong môi trường số. (Áp dụng các quy tắc ứng xử lịch sự, văn minh khi giao tiếp trên môi trường mạng). (Đạt được thông qua Hoạt động 4)</w:t>
       </w:r>
     </w:p>
     <w:p>
